--- a/Documents/API Documents/6. Rounding Bottom Alert.docx
+++ b/Documents/API Documents/6. Rounding Bottom Alert.docx
@@ -1473,7 +1473,7 @@
         </w:trPr>
         <w:tc>
           <w:tcPr>
-            <w:tcW w:w="1883" w:type="dxa"/>
+            <w:tcW w:w="2474" w:type="dxa"/>
             <w:tcBorders>
               <w:top w:val="single" w:color="BFC5CD" w:sz="4" w:space="0"/>
               <w:left w:val="single" w:color="BFC5CD" w:sz="4" w:space="0"/>
@@ -1508,7 +1508,7 @@
         </w:tc>
         <w:tc>
           <w:tcPr>
-            <w:tcW w:w="1068" w:type="dxa"/>
+            <w:tcW w:w="1039" w:type="dxa"/>
             <w:tcBorders>
               <w:top w:val="single" w:color="BFC5CD" w:sz="4" w:space="0"/>
               <w:left w:val="single" w:color="BFC5CD" w:sz="4" w:space="0"/>
@@ -1543,7 +1543,7 @@
         </w:tc>
         <w:tc>
           <w:tcPr>
-            <w:tcW w:w="6075" w:type="dxa"/>
+            <w:tcW w:w="5513" w:type="dxa"/>
             <w:tcBorders>
               <w:top w:val="single" w:color="BFC5CD" w:sz="4" w:space="0"/>
               <w:left w:val="single" w:color="BFC5CD" w:sz="4" w:space="0"/>
@@ -1599,7 +1599,7 @@
         </w:trPr>
         <w:tc>
           <w:tcPr>
-            <w:tcW w:w="1883" w:type="dxa"/>
+            <w:tcW w:w="2474" w:type="dxa"/>
             <w:tcBorders>
               <w:top w:val="single" w:color="BFC5CD" w:sz="4" w:space="0"/>
               <w:left w:val="single" w:color="BFC5CD" w:sz="4" w:space="0"/>
@@ -1631,7 +1631,7 @@
         </w:tc>
         <w:tc>
           <w:tcPr>
-            <w:tcW w:w="1068" w:type="dxa"/>
+            <w:tcW w:w="1039" w:type="dxa"/>
             <w:tcBorders>
               <w:top w:val="single" w:color="BFC5CD" w:sz="4" w:space="0"/>
               <w:left w:val="single" w:color="BFC5CD" w:sz="4" w:space="0"/>
@@ -1663,7 +1663,7 @@
         </w:tc>
         <w:tc>
           <w:tcPr>
-            <w:tcW w:w="6075" w:type="dxa"/>
+            <w:tcW w:w="5513" w:type="dxa"/>
             <w:tcBorders>
               <w:top w:val="single" w:color="BFC5CD" w:sz="4" w:space="0"/>
               <w:left w:val="single" w:color="BFC5CD" w:sz="4" w:space="0"/>
@@ -1713,7 +1713,7 @@
         </w:tblPrEx>
         <w:tc>
           <w:tcPr>
-            <w:tcW w:w="1883" w:type="dxa"/>
+            <w:tcW w:w="2474" w:type="dxa"/>
             <w:tcBorders>
               <w:top w:val="single" w:color="BFC5CD" w:sz="4" w:space="0"/>
               <w:left w:val="single" w:color="BFC5CD" w:sz="4" w:space="0"/>
@@ -1745,7 +1745,7 @@
         </w:tc>
         <w:tc>
           <w:tcPr>
-            <w:tcW w:w="1068" w:type="dxa"/>
+            <w:tcW w:w="1039" w:type="dxa"/>
             <w:tcBorders>
               <w:top w:val="single" w:color="BFC5CD" w:sz="4" w:space="0"/>
               <w:left w:val="single" w:color="BFC5CD" w:sz="4" w:space="0"/>
@@ -1777,7 +1777,7 @@
         </w:tc>
         <w:tc>
           <w:tcPr>
-            <w:tcW w:w="6075" w:type="dxa"/>
+            <w:tcW w:w="5513" w:type="dxa"/>
             <w:tcBorders>
               <w:top w:val="single" w:color="BFC5CD" w:sz="4" w:space="0"/>
               <w:left w:val="single" w:color="BFC5CD" w:sz="4" w:space="0"/>
@@ -1827,7 +1827,7 @@
         </w:tblPrEx>
         <w:tc>
           <w:tcPr>
-            <w:tcW w:w="1883" w:type="dxa"/>
+            <w:tcW w:w="2474" w:type="dxa"/>
             <w:tcBorders>
               <w:top w:val="single" w:color="BFC5CD" w:sz="4" w:space="0"/>
               <w:left w:val="single" w:color="BFC5CD" w:sz="4" w:space="0"/>
@@ -1859,7 +1859,7 @@
         </w:tc>
         <w:tc>
           <w:tcPr>
-            <w:tcW w:w="1068" w:type="dxa"/>
+            <w:tcW w:w="1039" w:type="dxa"/>
             <w:tcBorders>
               <w:top w:val="single" w:color="BFC5CD" w:sz="4" w:space="0"/>
               <w:left w:val="single" w:color="BFC5CD" w:sz="4" w:space="0"/>
@@ -1891,7 +1891,7 @@
         </w:tc>
         <w:tc>
           <w:tcPr>
-            <w:tcW w:w="6075" w:type="dxa"/>
+            <w:tcW w:w="5513" w:type="dxa"/>
             <w:tcBorders>
               <w:top w:val="single" w:color="BFC5CD" w:sz="4" w:space="0"/>
               <w:left w:val="single" w:color="BFC5CD" w:sz="4" w:space="0"/>
@@ -1941,7 +1941,7 @@
         </w:tblPrEx>
         <w:tc>
           <w:tcPr>
-            <w:tcW w:w="1883" w:type="dxa"/>
+            <w:tcW w:w="2474" w:type="dxa"/>
             <w:tcBorders>
               <w:top w:val="single" w:color="BFC5CD" w:sz="4" w:space="0"/>
               <w:left w:val="single" w:color="BFC5CD" w:sz="4" w:space="0"/>
@@ -1973,7 +1973,7 @@
         </w:tc>
         <w:tc>
           <w:tcPr>
-            <w:tcW w:w="1068" w:type="dxa"/>
+            <w:tcW w:w="1039" w:type="dxa"/>
             <w:tcBorders>
               <w:top w:val="single" w:color="BFC5CD" w:sz="4" w:space="0"/>
               <w:left w:val="single" w:color="BFC5CD" w:sz="4" w:space="0"/>
@@ -2005,7 +2005,7 @@
         </w:tc>
         <w:tc>
           <w:tcPr>
-            <w:tcW w:w="6075" w:type="dxa"/>
+            <w:tcW w:w="5513" w:type="dxa"/>
             <w:tcBorders>
               <w:top w:val="single" w:color="BFC5CD" w:sz="4" w:space="0"/>
               <w:left w:val="single" w:color="BFC5CD" w:sz="4" w:space="0"/>
@@ -2055,7 +2055,7 @@
         </w:tblPrEx>
         <w:tc>
           <w:tcPr>
-            <w:tcW w:w="1883" w:type="dxa"/>
+            <w:tcW w:w="2474" w:type="dxa"/>
             <w:tcBorders>
               <w:top w:val="single" w:color="BFC5CD" w:sz="4" w:space="0"/>
               <w:left w:val="single" w:color="BFC5CD" w:sz="4" w:space="0"/>
@@ -2087,7 +2087,7 @@
         </w:tc>
         <w:tc>
           <w:tcPr>
-            <w:tcW w:w="1068" w:type="dxa"/>
+            <w:tcW w:w="1039" w:type="dxa"/>
             <w:tcBorders>
               <w:top w:val="single" w:color="BFC5CD" w:sz="4" w:space="0"/>
               <w:left w:val="single" w:color="BFC5CD" w:sz="4" w:space="0"/>
@@ -2119,7 +2119,7 @@
         </w:tc>
         <w:tc>
           <w:tcPr>
-            <w:tcW w:w="6075" w:type="dxa"/>
+            <w:tcW w:w="5513" w:type="dxa"/>
             <w:tcBorders>
               <w:top w:val="single" w:color="BFC5CD" w:sz="4" w:space="0"/>
               <w:left w:val="single" w:color="BFC5CD" w:sz="4" w:space="0"/>
@@ -2169,7 +2169,7 @@
         </w:tblPrEx>
         <w:tc>
           <w:tcPr>
-            <w:tcW w:w="1883" w:type="dxa"/>
+            <w:tcW w:w="2474" w:type="dxa"/>
             <w:tcBorders>
               <w:top w:val="single" w:color="BFC5CD" w:sz="4" w:space="0"/>
               <w:left w:val="single" w:color="BFC5CD" w:sz="4" w:space="0"/>
@@ -2201,7 +2201,7 @@
         </w:tc>
         <w:tc>
           <w:tcPr>
-            <w:tcW w:w="1068" w:type="dxa"/>
+            <w:tcW w:w="1039" w:type="dxa"/>
             <w:tcBorders>
               <w:top w:val="single" w:color="BFC5CD" w:sz="4" w:space="0"/>
               <w:left w:val="single" w:color="BFC5CD" w:sz="4" w:space="0"/>
@@ -2233,7 +2233,7 @@
         </w:tc>
         <w:tc>
           <w:tcPr>
-            <w:tcW w:w="6075" w:type="dxa"/>
+            <w:tcW w:w="5513" w:type="dxa"/>
             <w:tcBorders>
               <w:top w:val="single" w:color="BFC5CD" w:sz="4" w:space="0"/>
               <w:left w:val="single" w:color="BFC5CD" w:sz="4" w:space="0"/>
@@ -2283,7 +2283,7 @@
         </w:tblPrEx>
         <w:tc>
           <w:tcPr>
-            <w:tcW w:w="1883" w:type="dxa"/>
+            <w:tcW w:w="2474" w:type="dxa"/>
             <w:tcBorders>
               <w:top w:val="single" w:color="BFC5CD" w:sz="4" w:space="0"/>
               <w:left w:val="single" w:color="BFC5CD" w:sz="4" w:space="0"/>
@@ -2315,7 +2315,7 @@
         </w:tc>
         <w:tc>
           <w:tcPr>
-            <w:tcW w:w="1068" w:type="dxa"/>
+            <w:tcW w:w="1039" w:type="dxa"/>
             <w:tcBorders>
               <w:top w:val="single" w:color="BFC5CD" w:sz="4" w:space="0"/>
               <w:left w:val="single" w:color="BFC5CD" w:sz="4" w:space="0"/>
@@ -2347,7 +2347,7 @@
         </w:tc>
         <w:tc>
           <w:tcPr>
-            <w:tcW w:w="6075" w:type="dxa"/>
+            <w:tcW w:w="5513" w:type="dxa"/>
             <w:tcBorders>
               <w:top w:val="single" w:color="BFC5CD" w:sz="4" w:space="0"/>
               <w:left w:val="single" w:color="BFC5CD" w:sz="4" w:space="0"/>
@@ -2397,7 +2397,7 @@
         </w:tblPrEx>
         <w:tc>
           <w:tcPr>
-            <w:tcW w:w="1883" w:type="dxa"/>
+            <w:tcW w:w="2474" w:type="dxa"/>
             <w:tcBorders>
               <w:top w:val="single" w:color="BFC5CD" w:sz="4" w:space="0"/>
               <w:left w:val="single" w:color="BFC5CD" w:sz="4" w:space="0"/>
@@ -2429,7 +2429,7 @@
         </w:tc>
         <w:tc>
           <w:tcPr>
-            <w:tcW w:w="1068" w:type="dxa"/>
+            <w:tcW w:w="1039" w:type="dxa"/>
             <w:tcBorders>
               <w:top w:val="single" w:color="BFC5CD" w:sz="4" w:space="0"/>
               <w:left w:val="single" w:color="BFC5CD" w:sz="4" w:space="0"/>
@@ -2461,7 +2461,7 @@
         </w:tc>
         <w:tc>
           <w:tcPr>
-            <w:tcW w:w="6075" w:type="dxa"/>
+            <w:tcW w:w="5513" w:type="dxa"/>
             <w:tcBorders>
               <w:top w:val="single" w:color="BFC5CD" w:sz="4" w:space="0"/>
               <w:left w:val="single" w:color="BFC5CD" w:sz="4" w:space="0"/>
@@ -2511,7 +2511,7 @@
         </w:tblPrEx>
         <w:tc>
           <w:tcPr>
-            <w:tcW w:w="1883" w:type="dxa"/>
+            <w:tcW w:w="2474" w:type="dxa"/>
             <w:tcBorders>
               <w:top w:val="single" w:color="BFC5CD" w:sz="4" w:space="0"/>
               <w:left w:val="single" w:color="BFC5CD" w:sz="4" w:space="0"/>
@@ -2543,7 +2543,7 @@
         </w:tc>
         <w:tc>
           <w:tcPr>
-            <w:tcW w:w="1068" w:type="dxa"/>
+            <w:tcW w:w="1039" w:type="dxa"/>
             <w:tcBorders>
               <w:top w:val="single" w:color="BFC5CD" w:sz="4" w:space="0"/>
               <w:left w:val="single" w:color="BFC5CD" w:sz="4" w:space="0"/>
@@ -2575,7 +2575,7 @@
         </w:tc>
         <w:tc>
           <w:tcPr>
-            <w:tcW w:w="6075" w:type="dxa"/>
+            <w:tcW w:w="5513" w:type="dxa"/>
             <w:tcBorders>
               <w:top w:val="single" w:color="BFC5CD" w:sz="4" w:space="0"/>
               <w:left w:val="single" w:color="BFC5CD" w:sz="4" w:space="0"/>
@@ -2625,7 +2625,7 @@
         </w:tblPrEx>
         <w:tc>
           <w:tcPr>
-            <w:tcW w:w="1883" w:type="dxa"/>
+            <w:tcW w:w="2474" w:type="dxa"/>
             <w:tcBorders>
               <w:top w:val="single" w:color="BFC5CD" w:sz="4" w:space="0"/>
               <w:left w:val="single" w:color="BFC5CD" w:sz="4" w:space="0"/>
@@ -2657,7 +2657,7 @@
         </w:tc>
         <w:tc>
           <w:tcPr>
-            <w:tcW w:w="1068" w:type="dxa"/>
+            <w:tcW w:w="1039" w:type="dxa"/>
             <w:tcBorders>
               <w:top w:val="single" w:color="BFC5CD" w:sz="4" w:space="0"/>
               <w:left w:val="single" w:color="BFC5CD" w:sz="4" w:space="0"/>
@@ -2689,7 +2689,7 @@
         </w:tc>
         <w:tc>
           <w:tcPr>
-            <w:tcW w:w="6075" w:type="dxa"/>
+            <w:tcW w:w="5513" w:type="dxa"/>
             <w:tcBorders>
               <w:top w:val="single" w:color="BFC5CD" w:sz="4" w:space="0"/>
               <w:left w:val="single" w:color="BFC5CD" w:sz="4" w:space="0"/>
@@ -2739,7 +2739,7 @@
         </w:tblPrEx>
         <w:tc>
           <w:tcPr>
-            <w:tcW w:w="1883" w:type="dxa"/>
+            <w:tcW w:w="2474" w:type="dxa"/>
             <w:tcBorders>
               <w:top w:val="single" w:color="BFC5CD" w:sz="4" w:space="0"/>
               <w:left w:val="single" w:color="BFC5CD" w:sz="4" w:space="0"/>
@@ -2771,7 +2771,7 @@
         </w:tc>
         <w:tc>
           <w:tcPr>
-            <w:tcW w:w="1068" w:type="dxa"/>
+            <w:tcW w:w="1039" w:type="dxa"/>
             <w:tcBorders>
               <w:top w:val="single" w:color="BFC5CD" w:sz="4" w:space="0"/>
               <w:left w:val="single" w:color="BFC5CD" w:sz="4" w:space="0"/>
@@ -2804,7 +2804,7 @@
         </w:tc>
         <w:tc>
           <w:tcPr>
-            <w:tcW w:w="6075" w:type="dxa"/>
+            <w:tcW w:w="5513" w:type="dxa"/>
             <w:tcBorders>
               <w:top w:val="single" w:color="BFC5CD" w:sz="4" w:space="0"/>
               <w:left w:val="single" w:color="BFC5CD" w:sz="4" w:space="0"/>
@@ -2854,7 +2854,7 @@
         </w:tblPrEx>
         <w:tc>
           <w:tcPr>
-            <w:tcW w:w="1883" w:type="dxa"/>
+            <w:tcW w:w="2474" w:type="dxa"/>
             <w:tcBorders>
               <w:top w:val="single" w:color="BFC5CD" w:sz="4" w:space="0"/>
               <w:left w:val="single" w:color="BFC5CD" w:sz="4" w:space="0"/>
@@ -2886,7 +2886,7 @@
         </w:tc>
         <w:tc>
           <w:tcPr>
-            <w:tcW w:w="1068" w:type="dxa"/>
+            <w:tcW w:w="1039" w:type="dxa"/>
             <w:tcBorders>
               <w:top w:val="single" w:color="BFC5CD" w:sz="4" w:space="0"/>
               <w:left w:val="single" w:color="BFC5CD" w:sz="4" w:space="0"/>
@@ -2918,7 +2918,7 @@
         </w:tc>
         <w:tc>
           <w:tcPr>
-            <w:tcW w:w="6075" w:type="dxa"/>
+            <w:tcW w:w="5513" w:type="dxa"/>
             <w:tcBorders>
               <w:top w:val="single" w:color="BFC5CD" w:sz="4" w:space="0"/>
               <w:left w:val="single" w:color="BFC5CD" w:sz="4" w:space="0"/>
@@ -2968,7 +2968,7 @@
         </w:tblPrEx>
         <w:tc>
           <w:tcPr>
-            <w:tcW w:w="1883" w:type="dxa"/>
+            <w:tcW w:w="2474" w:type="dxa"/>
             <w:tcBorders>
               <w:top w:val="single" w:color="BFC5CD" w:sz="4" w:space="0"/>
               <w:left w:val="single" w:color="BFC5CD" w:sz="4" w:space="0"/>
@@ -3000,7 +3000,7 @@
         </w:tc>
         <w:tc>
           <w:tcPr>
-            <w:tcW w:w="1068" w:type="dxa"/>
+            <w:tcW w:w="1039" w:type="dxa"/>
             <w:tcBorders>
               <w:top w:val="single" w:color="BFC5CD" w:sz="4" w:space="0"/>
               <w:left w:val="single" w:color="BFC5CD" w:sz="4" w:space="0"/>
@@ -3032,7 +3032,7 @@
         </w:tc>
         <w:tc>
           <w:tcPr>
-            <w:tcW w:w="6075" w:type="dxa"/>
+            <w:tcW w:w="5513" w:type="dxa"/>
             <w:tcBorders>
               <w:top w:val="single" w:color="BFC5CD" w:sz="4" w:space="0"/>
               <w:left w:val="single" w:color="BFC5CD" w:sz="4" w:space="0"/>
@@ -3059,222 +3059,6 @@
                 <w:rFonts w:hint="default"/>
               </w:rPr>
               <w:t xml:space="preserve">Date of latest candle                                         </w:t>
-            </w:r>
-          </w:p>
-        </w:tc>
-      </w:tr>
-      <w:tr>
-        <w:tblPrEx>
-          <w:tblBorders>
-            <w:top w:val="single" w:color="auto" w:sz="4" w:space="0"/>
-            <w:left w:val="single" w:color="auto" w:sz="4" w:space="0"/>
-            <w:bottom w:val="single" w:color="auto" w:sz="4" w:space="0"/>
-            <w:right w:val="single" w:color="auto" w:sz="4" w:space="0"/>
-            <w:insideH w:val="single" w:color="auto" w:sz="4" w:space="0"/>
-            <w:insideV w:val="single" w:color="auto" w:sz="4" w:space="0"/>
-          </w:tblBorders>
-          <w:tblCellMar>
-            <w:top w:w="0" w:type="dxa"/>
-            <w:left w:w="10" w:type="dxa"/>
-            <w:bottom w:w="0" w:type="dxa"/>
-            <w:right w:w="10" w:type="dxa"/>
-          </w:tblCellMar>
-        </w:tblPrEx>
-        <w:tc>
-          <w:tcPr>
-            <w:tcW w:w="1883" w:type="dxa"/>
-            <w:tcBorders>
-              <w:top w:val="single" w:color="BFC5CD" w:sz="4" w:space="0"/>
-              <w:left w:val="single" w:color="BFC5CD" w:sz="4" w:space="0"/>
-              <w:bottom w:val="single" w:color="BFC5CD" w:sz="4" w:space="0"/>
-              <w:right w:val="single" w:color="BFC5CD" w:sz="4" w:space="0"/>
-            </w:tcBorders>
-            <w:tcMar>
-              <w:top w:w="60" w:type="dxa"/>
-              <w:left w:w="100" w:type="dxa"/>
-              <w:bottom w:w="60" w:type="dxa"/>
-              <w:right w:w="100" w:type="dxa"/>
-            </w:tcMar>
-          </w:tcPr>
-          <w:p>
-            <w:pPr>
-              <w:rPr>
-                <w:rFonts w:hint="default"/>
-              </w:rPr>
-            </w:pPr>
-            <w:r>
-              <w:rPr>
-                <w:rFonts w:hint="default"/>
-              </w:rPr>
-              <w:t xml:space="preserve">breakout              </w:t>
-            </w:r>
-          </w:p>
-        </w:tc>
-        <w:tc>
-          <w:tcPr>
-            <w:tcW w:w="1068" w:type="dxa"/>
-            <w:tcBorders>
-              <w:top w:val="single" w:color="BFC5CD" w:sz="4" w:space="0"/>
-              <w:left w:val="single" w:color="BFC5CD" w:sz="4" w:space="0"/>
-              <w:bottom w:val="single" w:color="BFC5CD" w:sz="4" w:space="0"/>
-              <w:right w:val="single" w:color="BFC5CD" w:sz="4" w:space="0"/>
-            </w:tcBorders>
-            <w:tcMar>
-              <w:top w:w="60" w:type="dxa"/>
-              <w:left w:w="100" w:type="dxa"/>
-              <w:bottom w:w="60" w:type="dxa"/>
-              <w:right w:w="100" w:type="dxa"/>
-            </w:tcMar>
-          </w:tcPr>
-          <w:p>
-            <w:pPr>
-              <w:rPr>
-                <w:rFonts w:hint="default"/>
-              </w:rPr>
-            </w:pPr>
-            <w:r>
-              <w:rPr>
-                <w:rFonts w:hint="default"/>
-              </w:rPr>
-              <w:t xml:space="preserve">bool    </w:t>
-            </w:r>
-          </w:p>
-        </w:tc>
-        <w:tc>
-          <w:tcPr>
-            <w:tcW w:w="6075" w:type="dxa"/>
-            <w:tcBorders>
-              <w:top w:val="single" w:color="BFC5CD" w:sz="4" w:space="0"/>
-              <w:left w:val="single" w:color="BFC5CD" w:sz="4" w:space="0"/>
-              <w:bottom w:val="single" w:color="BFC5CD" w:sz="4" w:space="0"/>
-              <w:right w:val="single" w:color="BFC5CD" w:sz="4" w:space="0"/>
-            </w:tcBorders>
-            <w:tcMar>
-              <w:top w:w="60" w:type="dxa"/>
-              <w:left w:w="100" w:type="dxa"/>
-              <w:bottom w:w="60" w:type="dxa"/>
-              <w:right w:w="100" w:type="dxa"/>
-            </w:tcMar>
-          </w:tcPr>
-          <w:p>
-            <w:pPr>
-              <w:rPr>
-                <w:rFonts w:hint="default"/>
-              </w:rPr>
-            </w:pPr>
-            <w:r>
-              <w:rPr>
-                <w:rFonts w:hint="default"/>
-              </w:rPr>
-              <w:t xml:space="preserve">Indicates whether the pattern has a breakout/confirmation     </w:t>
-            </w:r>
-          </w:p>
-        </w:tc>
-      </w:tr>
-      <w:tr>
-        <w:tblPrEx>
-          <w:tblBorders>
-            <w:top w:val="single" w:color="auto" w:sz="4" w:space="0"/>
-            <w:left w:val="single" w:color="auto" w:sz="4" w:space="0"/>
-            <w:bottom w:val="single" w:color="auto" w:sz="4" w:space="0"/>
-            <w:right w:val="single" w:color="auto" w:sz="4" w:space="0"/>
-            <w:insideH w:val="single" w:color="auto" w:sz="4" w:space="0"/>
-            <w:insideV w:val="single" w:color="auto" w:sz="4" w:space="0"/>
-          </w:tblBorders>
-          <w:tblCellMar>
-            <w:top w:w="0" w:type="dxa"/>
-            <w:left w:w="10" w:type="dxa"/>
-            <w:bottom w:w="0" w:type="dxa"/>
-            <w:right w:w="10" w:type="dxa"/>
-          </w:tblCellMar>
-        </w:tblPrEx>
-        <w:tc>
-          <w:tcPr>
-            <w:tcW w:w="1883" w:type="dxa"/>
-            <w:tcBorders>
-              <w:top w:val="single" w:color="BFC5CD" w:sz="4" w:space="0"/>
-              <w:left w:val="single" w:color="BFC5CD" w:sz="4" w:space="0"/>
-              <w:bottom w:val="single" w:color="BFC5CD" w:sz="4" w:space="0"/>
-              <w:right w:val="single" w:color="BFC5CD" w:sz="4" w:space="0"/>
-            </w:tcBorders>
-            <w:tcMar>
-              <w:top w:w="60" w:type="dxa"/>
-              <w:left w:w="100" w:type="dxa"/>
-              <w:bottom w:w="60" w:type="dxa"/>
-              <w:right w:w="100" w:type="dxa"/>
-            </w:tcMar>
-          </w:tcPr>
-          <w:p>
-            <w:pPr>
-              <w:rPr>
-                <w:rFonts w:hint="default"/>
-              </w:rPr>
-            </w:pPr>
-            <w:r>
-              <w:rPr>
-                <w:rFonts w:hint="default"/>
-              </w:rPr>
-              <w:t xml:space="preserve">breakoutDirection     </w:t>
-            </w:r>
-          </w:p>
-        </w:tc>
-        <w:tc>
-          <w:tcPr>
-            <w:tcW w:w="1068" w:type="dxa"/>
-            <w:tcBorders>
-              <w:top w:val="single" w:color="BFC5CD" w:sz="4" w:space="0"/>
-              <w:left w:val="single" w:color="BFC5CD" w:sz="4" w:space="0"/>
-              <w:bottom w:val="single" w:color="BFC5CD" w:sz="4" w:space="0"/>
-              <w:right w:val="single" w:color="BFC5CD" w:sz="4" w:space="0"/>
-            </w:tcBorders>
-            <w:tcMar>
-              <w:top w:w="60" w:type="dxa"/>
-              <w:left w:w="100" w:type="dxa"/>
-              <w:bottom w:w="60" w:type="dxa"/>
-              <w:right w:w="100" w:type="dxa"/>
-            </w:tcMar>
-          </w:tcPr>
-          <w:p>
-            <w:pPr>
-              <w:rPr>
-                <w:rFonts w:hint="default"/>
-              </w:rPr>
-            </w:pPr>
-            <w:r>
-              <w:rPr>
-                <w:rFonts w:hint="default"/>
-              </w:rPr>
-              <w:t xml:space="preserve">string  </w:t>
-            </w:r>
-          </w:p>
-        </w:tc>
-        <w:tc>
-          <w:tcPr>
-            <w:tcW w:w="6075" w:type="dxa"/>
-            <w:tcBorders>
-              <w:top w:val="single" w:color="BFC5CD" w:sz="4" w:space="0"/>
-              <w:left w:val="single" w:color="BFC5CD" w:sz="4" w:space="0"/>
-              <w:bottom w:val="single" w:color="BFC5CD" w:sz="4" w:space="0"/>
-              <w:right w:val="single" w:color="BFC5CD" w:sz="4" w:space="0"/>
-            </w:tcBorders>
-            <w:tcMar>
-              <w:top w:w="60" w:type="dxa"/>
-              <w:left w:w="100" w:type="dxa"/>
-              <w:bottom w:w="60" w:type="dxa"/>
-              <w:right w:w="100" w:type="dxa"/>
-            </w:tcMar>
-          </w:tcPr>
-          <w:p>
-            <w:pPr>
-              <w:rPr>
-                <w:rFonts w:hint="default"/>
-              </w:rPr>
-            </w:pPr>
-            <w:r>
-              <w:rPr>
-                <w:rFonts w:hint="default"/>
-              </w:rPr>
-              <w:t xml:space="preserve">`Bullish` or `None`                                           </w:t>
             </w:r>
           </w:p>
         </w:tc>
@@ -3604,53 +3388,7 @@
           <w:sz w:val="17"/>
           <w:szCs w:val="17"/>
         </w:rPr>
-        <w:t xml:space="preserve">  "lastCandleDate": "2026-09-24",</w:t>
-      </w:r>
-    </w:p>
-    <w:p>
-      <w:pPr>
-        <w:pBdr>
-          <w:left w:val="single" w:color="9CA3AF" w:sz="12" w:space="6"/>
-        </w:pBdr>
-        <w:shd w:val="clear" w:color="auto" w:fill="F3F4F6"/>
-        <w:spacing w:after="160" w:line="260" w:lineRule="auto"/>
-        <w:ind w:left="120" w:right="120"/>
-        <w:rPr>
-          <w:rFonts w:hint="default" w:ascii="Consolas" w:hAnsi="Consolas" w:eastAsia="Consolas" w:cs="Consolas"/>
-          <w:sz w:val="17"/>
-          <w:szCs w:val="17"/>
-        </w:rPr>
-      </w:pPr>
-      <w:r>
-        <w:rPr>
-          <w:rFonts w:hint="default" w:ascii="Consolas" w:hAnsi="Consolas" w:eastAsia="Consolas" w:cs="Consolas"/>
-          <w:sz w:val="17"/>
-          <w:szCs w:val="17"/>
-        </w:rPr>
-        <w:t xml:space="preserve">  "breakout": false,</w:t>
-      </w:r>
-    </w:p>
-    <w:p>
-      <w:pPr>
-        <w:pBdr>
-          <w:left w:val="single" w:color="9CA3AF" w:sz="12" w:space="6"/>
-        </w:pBdr>
-        <w:shd w:val="clear" w:color="auto" w:fill="F3F4F6"/>
-        <w:spacing w:after="160" w:line="260" w:lineRule="auto"/>
-        <w:ind w:left="120" w:right="120"/>
-        <w:rPr>
-          <w:rFonts w:hint="default" w:ascii="Consolas" w:hAnsi="Consolas" w:eastAsia="Consolas" w:cs="Consolas"/>
-          <w:sz w:val="17"/>
-          <w:szCs w:val="17"/>
-        </w:rPr>
-      </w:pPr>
-      <w:r>
-        <w:rPr>
-          <w:rFonts w:hint="default" w:ascii="Consolas" w:hAnsi="Consolas" w:eastAsia="Consolas" w:cs="Consolas"/>
-          <w:sz w:val="17"/>
-          <w:szCs w:val="17"/>
-        </w:rPr>
-        <w:t xml:space="preserve">  "breakoutDirection": "None"</w:t>
+        <w:t xml:space="preserve">  "lastCandleDate": "2026-09-24"</w:t>
       </w:r>
     </w:p>
     <w:p>
@@ -4641,6 +4379,38 @@
     </w:p>
     <w:p>
       <w:pPr>
+        <w:keepNext w:val="0"/>
+        <w:keepLines w:val="0"/>
+        <w:widowControl/>
+        <w:suppressLineNumbers w:val="0"/>
+      </w:pPr>
+      <w:r>
+        <w:pict>
+          <v:rect id="_x0000_i1034" o:spt="1" style="height:1.5pt;width:432pt;" fillcolor="#A0A0A0" filled="t" stroked="f" coordsize="21600,21600" o:hr="t" o:hrstd="t" o:hralign="center">
+            <v:path/>
+            <v:fill on="t" focussize="0,0"/>
+            <v:stroke on="f"/>
+            <v:imagedata o:title=""/>
+            <o:lock v:ext="edit"/>
+            <w10:wrap type="none"/>
+            <w10:anchorlock/>
+          </v:rect>
+        </w:pict>
+      </w:r>
+    </w:p>
+    <w:p>
+      <w:pPr>
+        <w:pStyle w:val="15"/>
+        <w:keepNext w:val="0"/>
+        <w:keepLines w:val="0"/>
+        <w:widowControl/>
+        <w:suppressLineNumbers w:val="0"/>
+      </w:pPr>
+      <w:bookmarkStart w:id="0" w:name="_GoBack"/>
+      <w:bookmarkEnd w:id="0"/>
+    </w:p>
+    <w:p>
+      <w:pPr>
         <w:pStyle w:val="15"/>
         <w:keepNext w:val="0"/>
         <w:keepLines w:val="0"/>
@@ -8403,6 +8173,12 @@
             <w:insideH w:val="single" w:color="auto" w:sz="4" w:space="0"/>
             <w:insideV w:val="single" w:color="auto" w:sz="4" w:space="0"/>
           </w:tblBorders>
+          <w:tblCellMar>
+            <w:top w:w="0" w:type="dxa"/>
+            <w:left w:w="10" w:type="dxa"/>
+            <w:bottom w:w="0" w:type="dxa"/>
+            <w:right w:w="10" w:type="dxa"/>
+          </w:tblCellMar>
         </w:tblPrEx>
         <w:trPr>
           <w:tblHeader/>
@@ -8928,15 +8704,7 @@
               <w:rPr>
                 <w:rFonts w:hint="default"/>
               </w:rPr>
-              <w:t xml:space="preserve"> 4</w:t>
-            </w:r>
-            <w:bookmarkStart w:id="0" w:name="_GoBack"/>
-            <w:bookmarkEnd w:id="0"/>
-            <w:r>
-              <w:rPr>
-                <w:rFonts w:hint="default"/>
-              </w:rPr>
-              <w:t>04 / defined business status</w:t>
+              <w:t xml:space="preserve"> 404 / defined business status</w:t>
             </w:r>
           </w:p>
         </w:tc>
@@ -9603,7 +9371,7 @@
     <w:lsdException w:uiPriority="99" w:name="HTML Acronym"/>
     <w:lsdException w:uiPriority="99" w:name="HTML Address"/>
     <w:lsdException w:uiPriority="99" w:name="HTML Cite"/>
-    <w:lsdException w:uiPriority="99" w:name="HTML Code"/>
+    <w:lsdException w:qFormat="1" w:uiPriority="99" w:name="HTML Code"/>
     <w:lsdException w:uiPriority="99" w:name="HTML Definition"/>
     <w:lsdException w:uiPriority="99" w:name="HTML Keyboard"/>
     <w:lsdException w:qFormat="1" w:uiPriority="99" w:name="HTML Preformatted"/>
@@ -10019,6 +9787,7 @@
     <w:basedOn w:val="11"/>
     <w:semiHidden/>
     <w:unhideWhenUsed/>
+    <w:qFormat/>
     <w:uiPriority w:val="99"/>
     <w:rPr>
       <w:rFonts w:ascii="Courier New" w:hAnsi="Courier New" w:cs="Courier New"/>
@@ -10222,6 +9991,7 @@
     <w:basedOn w:val="11"/>
     <w:link w:val="8"/>
     <w:semiHidden/>
+    <w:qFormat/>
     <w:uiPriority w:val="9"/>
     <w:rPr>
       <w:rFonts w:eastAsiaTheme="majorEastAsia" w:cstheme="majorBidi"/>
@@ -10263,6 +10033,7 @@
     <w:basedOn w:val="11"/>
     <w:link w:val="10"/>
     <w:semiHidden/>
+    <w:qFormat/>
     <w:uiPriority w:val="9"/>
     <w:rPr>
       <w:rFonts w:eastAsiaTheme="majorEastAsia" w:cstheme="majorBidi"/>

--- a/Documents/API Documents/6. Rounding Bottom Alert.docx
+++ b/Documents/API Documents/6. Rounding Bottom Alert.docx
@@ -4375,27 +4375,6 @@
       </w:pPr>
       <w:r>
         <w:t>The latest candle represents the current analysis point.</w:t>
-      </w:r>
-    </w:p>
-    <w:p>
-      <w:pPr>
-        <w:keepNext w:val="0"/>
-        <w:keepLines w:val="0"/>
-        <w:widowControl/>
-        <w:suppressLineNumbers w:val="0"/>
-      </w:pPr>
-      <w:r>
-        <w:pict>
-          <v:rect id="_x0000_i1034" o:spt="1" style="height:1.5pt;width:432pt;" fillcolor="#A0A0A0" filled="t" stroked="f" coordsize="21600,21600" o:hr="t" o:hrstd="t" o:hralign="center">
-            <v:path/>
-            <v:fill on="t" focussize="0,0"/>
-            <v:stroke on="f"/>
-            <v:imagedata o:title=""/>
-            <o:lock v:ext="edit"/>
-            <w10:wrap type="none"/>
-            <w10:anchorlock/>
-          </v:rect>
-        </w:pict>
       </w:r>
     </w:p>
     <w:p>

--- a/Documents/API Documents/6. Rounding Bottom Alert.docx
+++ b/Documents/API Documents/6. Rounding Bottom Alert.docx
@@ -540,7 +540,136 @@
                 <w:sz w:val="18"/>
                 <w:szCs w:val="18"/>
               </w:rPr>
-              <w:t xml:space="preserve"> /api/eodanalytics/MarketAlert/RoundingBottom/{exchange}/{ticker?}</w:t>
+              <w:t xml:space="preserve"> /api/eodanalytics/</w:t>
+            </w:r>
+            <w:r>
+              <w:rPr>
+                <w:rFonts w:hint="default" w:ascii="Calibri" w:hAnsi="Calibri"/>
+                <w:sz w:val="18"/>
+                <w:szCs w:val="18"/>
+              </w:rPr>
+              <w:t>TechnicalScreeners</w:t>
+            </w:r>
+            <w:r>
+              <w:rPr>
+                <w:rFonts w:hint="default" w:cs="Cambria" w:asciiTheme="minorAscii" w:hAnsiTheme="minorAscii"/>
+                <w:sz w:val="18"/>
+                <w:szCs w:val="18"/>
+              </w:rPr>
+              <w:t>/RoundingBottom/{exchange}/{ticker?}</w:t>
+            </w:r>
+          </w:p>
+        </w:tc>
+      </w:tr>
+      <w:tr>
+        <w:tblPrEx>
+          <w:tblBorders>
+            <w:top w:val="single" w:color="auto" w:sz="4" w:space="0"/>
+            <w:left w:val="single" w:color="auto" w:sz="4" w:space="0"/>
+            <w:bottom w:val="single" w:color="auto" w:sz="4" w:space="0"/>
+            <w:right w:val="single" w:color="auto" w:sz="4" w:space="0"/>
+            <w:insideH w:val="single" w:color="auto" w:sz="4" w:space="0"/>
+            <w:insideV w:val="single" w:color="auto" w:sz="4" w:space="0"/>
+          </w:tblBorders>
+          <w:tblCellMar>
+            <w:top w:w="0" w:type="dxa"/>
+            <w:left w:w="10" w:type="dxa"/>
+            <w:bottom w:w="0" w:type="dxa"/>
+            <w:right w:w="10" w:type="dxa"/>
+          </w:tblCellMar>
+        </w:tblPrEx>
+        <w:tc>
+          <w:tcPr>
+            <w:tcW w:w="1353" w:type="dxa"/>
+            <w:tcBorders>
+              <w:top w:val="single" w:color="BFC5CD" w:sz="4" w:space="0"/>
+              <w:left w:val="single" w:color="BFC5CD" w:sz="4" w:space="0"/>
+              <w:bottom w:val="single" w:color="BFC5CD" w:sz="4" w:space="0"/>
+              <w:right w:val="single" w:color="BFC5CD" w:sz="4" w:space="0"/>
+            </w:tcBorders>
+            <w:tcMar>
+              <w:top w:w="60" w:type="dxa"/>
+              <w:left w:w="100" w:type="dxa"/>
+              <w:bottom w:w="60" w:type="dxa"/>
+              <w:right w:w="100" w:type="dxa"/>
+            </w:tcMar>
+          </w:tcPr>
+          <w:p>
+            <w:pPr>
+              <w:rPr>
+                <w:rFonts w:hint="default" w:cs="Cambria" w:asciiTheme="minorAscii" w:hAnsiTheme="minorAscii"/>
+                <w:sz w:val="18"/>
+                <w:szCs w:val="18"/>
+              </w:rPr>
+            </w:pPr>
+            <w:r>
+              <w:rPr>
+                <w:rFonts w:hint="default" w:cs="Cambria" w:asciiTheme="minorAscii" w:hAnsiTheme="minorAscii"/>
+                <w:sz w:val="18"/>
+                <w:szCs w:val="18"/>
+              </w:rPr>
+              <w:t>GET</w:t>
+            </w:r>
+            <w:bookmarkStart w:id="0" w:name="_GoBack"/>
+            <w:bookmarkEnd w:id="0"/>
+          </w:p>
+        </w:tc>
+        <w:tc>
+          <w:tcPr>
+            <w:tcW w:w="7673" w:type="dxa"/>
+            <w:tcBorders>
+              <w:top w:val="single" w:color="BFC5CD" w:sz="4" w:space="0"/>
+              <w:left w:val="single" w:color="BFC5CD" w:sz="4" w:space="0"/>
+              <w:bottom w:val="single" w:color="BFC5CD" w:sz="4" w:space="0"/>
+              <w:right w:val="single" w:color="BFC5CD" w:sz="4" w:space="0"/>
+            </w:tcBorders>
+            <w:tcMar>
+              <w:top w:w="60" w:type="dxa"/>
+              <w:left w:w="100" w:type="dxa"/>
+              <w:bottom w:w="60" w:type="dxa"/>
+              <w:right w:w="100" w:type="dxa"/>
+            </w:tcMar>
+          </w:tcPr>
+          <w:p>
+            <w:pPr>
+              <w:rPr>
+                <w:rFonts w:hint="default" w:cs="Cambria" w:asciiTheme="minorAscii" w:hAnsiTheme="minorAscii"/>
+                <w:sz w:val="18"/>
+                <w:szCs w:val="18"/>
+              </w:rPr>
+            </w:pPr>
+            <w:r>
+              <w:rPr>
+                <w:rFonts w:hint="default" w:cs="Cambria" w:asciiTheme="minorAscii" w:hAnsiTheme="minorAscii"/>
+                <w:sz w:val="18"/>
+                <w:szCs w:val="18"/>
+              </w:rPr>
+              <w:t xml:space="preserve"> /api/eodanalytics/</w:t>
+            </w:r>
+            <w:r>
+              <w:rPr>
+                <w:rFonts w:hint="default" w:ascii="Calibri" w:hAnsi="Calibri"/>
+                <w:sz w:val="18"/>
+                <w:szCs w:val="18"/>
+              </w:rPr>
+              <w:t>TechnicalScreeners</w:t>
+            </w:r>
+            <w:r>
+              <w:rPr>
+                <w:rFonts w:hint="default"/>
+                <w:sz w:val="18"/>
+                <w:szCs w:val="18"/>
+                <w:lang w:val="en-AU"/>
+              </w:rPr>
+              <w:t>Live</w:t>
+            </w:r>
+            <w:r>
+              <w:rPr>
+                <w:rFonts w:hint="default" w:cs="Cambria" w:asciiTheme="minorAscii" w:hAnsiTheme="minorAscii"/>
+                <w:sz w:val="18"/>
+                <w:szCs w:val="18"/>
+              </w:rPr>
+              <w:t>/RoundingBottom/{exchange}/{ticker?}</w:t>
             </w:r>
           </w:p>
         </w:tc>
@@ -4385,8 +4514,6 @@
         <w:widowControl/>
         <w:suppressLineNumbers w:val="0"/>
       </w:pPr>
-      <w:bookmarkStart w:id="0" w:name="_GoBack"/>
-      <w:bookmarkEnd w:id="0"/>
     </w:p>
     <w:p>
       <w:pPr>
@@ -9949,6 +10076,7 @@
     <w:basedOn w:val="11"/>
     <w:link w:val="7"/>
     <w:semiHidden/>
+    <w:qFormat/>
     <w:uiPriority w:val="9"/>
     <w:rPr>
       <w:rFonts w:eastAsiaTheme="majorEastAsia" w:cstheme="majorBidi"/>
